--- a/tillsyn/A 55985-2024 tillsynsbegäran.docx
+++ b/tillsyn/A 55985-2024 tillsynsbegäran.docx
@@ -437,7 +437,7 @@
     <w:r>
       <w:tab/>
       <w:tab/>
-      <w:t>2024-11-29</w:t>
+      <w:t>2024-11-30</w:t>
       <w:br/>
       <w:br/>
     </w:r>

--- a/tillsyn/A 55985-2024 tillsynsbegäran.docx
+++ b/tillsyn/A 55985-2024 tillsynsbegäran.docx
@@ -437,7 +437,7 @@
     <w:r>
       <w:tab/>
       <w:tab/>
-      <w:t>2024-11-30</w:t>
+      <w:t>2024-12-01</w:t>
       <w:br/>
       <w:br/>
     </w:r>

--- a/tillsyn/A 55985-2024 tillsynsbegäran.docx
+++ b/tillsyn/A 55985-2024 tillsynsbegäran.docx
@@ -437,7 +437,7 @@
     <w:r>
       <w:tab/>
       <w:tab/>
-      <w:t>2024-12-01</w:t>
+      <w:t>2024-12-02</w:t>
       <w:br/>
       <w:br/>
     </w:r>

--- a/tillsyn/A 55985-2024 tillsynsbegäran.docx
+++ b/tillsyn/A 55985-2024 tillsynsbegäran.docx
@@ -7,7 +7,7 @@
         <w:pStyle w:val="Title"/>
       </w:pPr>
       <w:r>
-        <w:t>Tillsynsbegäran - information om höga naturvärden och fridlysta arter i avverkningsanmälan A 55985-2024 i Krokoms kommun</w:t>
+        <w:t>Tillsynsbegäran – information om höga naturvärden och fridlysta arter i avverkningsanmälan A 55985-2024 i Krokoms kommun</w:t>
       </w:r>
     </w:p>
     <w:p>
@@ -143,7 +143,7 @@
         <w:pStyle w:val="Title"/>
       </w:pPr>
       <w:r>
-        <w:t>BILAGA 1 - Fridlysta arter</w:t>
+        <w:t>BILAGA 1 – Fridlysta arter</w:t>
       </w:r>
     </w:p>
     <w:p>
@@ -194,7 +194,7 @@
         <w:pStyle w:val="Heading2"/>
       </w:pPr>
       <w:r>
-        <w:t>Referenser - tretåig hackspett</w:t>
+        <w:t>Referenser – tretåig hackspett</w:t>
       </w:r>
     </w:p>
     <w:p>
@@ -236,7 +236,7 @@
         <w:t xml:space="preserve">Foraging Ecology and Use of Drumming Trees by Three-Toed Woodpeckers. </w:t>
       </w:r>
       <w:r>
-        <w:t>The Journal of Wildlife Management. Vol. 66, No. 1 (Jan., 2002), pp. 222-231.</w:t>
+        <w:t>The Journal of Wildlife Management. Vol. 66, No. 1 (Jan., 2002), pp. 222–231.</w:t>
       </w:r>
     </w:p>
     <w:p>
@@ -250,7 +250,7 @@
         <w:t xml:space="preserve">Spatial ecology of the three-toed woodpecker in managed forest landscapes. </w:t>
       </w:r>
       <w:r>
-        <w:t>Silva Fennica 36(1): 279-288.</w:t>
+        <w:t>Silva Fennica 36(1): 279–288.</w:t>
       </w:r>
     </w:p>
     <w:p>
@@ -278,7 +278,7 @@
         <w:t xml:space="preserve">Habitat prediction model for three-toed woodpecker and its implications for the conservation of biologically valuable forests. </w:t>
       </w:r>
       <w:r>
-        <w:t>Forest Ecology and Management 258(5): 697-703.</w:t>
+        <w:t>Forest Ecology and Management 258(5): 697–703.</w:t>
       </w:r>
     </w:p>
     <w:p>
@@ -437,7 +437,7 @@
     <w:r>
       <w:tab/>
       <w:tab/>
-      <w:t>2024-12-02</w:t>
+      <w:t>2024-12-03</w:t>
       <w:br/>
       <w:br/>
     </w:r>

--- a/tillsyn/A 55985-2024 tillsynsbegäran.docx
+++ b/tillsyn/A 55985-2024 tillsynsbegäran.docx
@@ -437,7 +437,7 @@
     <w:r>
       <w:tab/>
       <w:tab/>
-      <w:t>2024-12-03</w:t>
+      <w:t>2024-12-04</w:t>
       <w:br/>
       <w:br/>
     </w:r>

--- a/tillsyn/A 55985-2024 tillsynsbegäran.docx
+++ b/tillsyn/A 55985-2024 tillsynsbegäran.docx
@@ -437,7 +437,7 @@
     <w:r>
       <w:tab/>
       <w:tab/>
-      <w:t>2024-12-04</w:t>
+      <w:t>2024-12-05</w:t>
       <w:br/>
       <w:br/>
     </w:r>

--- a/tillsyn/A 55985-2024 tillsynsbegäran.docx
+++ b/tillsyn/A 55985-2024 tillsynsbegäran.docx
@@ -437,7 +437,7 @@
     <w:r>
       <w:tab/>
       <w:tab/>
-      <w:t>2024-12-05</w:t>
+      <w:t>2024-12-07</w:t>
       <w:br/>
       <w:br/>
     </w:r>

--- a/tillsyn/A 55985-2024 tillsynsbegäran.docx
+++ b/tillsyn/A 55985-2024 tillsynsbegäran.docx
@@ -437,7 +437,7 @@
     <w:r>
       <w:tab/>
       <w:tab/>
-      <w:t>2024-12-07</w:t>
+      <w:t>2024-12-08</w:t>
       <w:br/>
       <w:br/>
     </w:r>

--- a/tillsyn/A 55985-2024 tillsynsbegäran.docx
+++ b/tillsyn/A 55985-2024 tillsynsbegäran.docx
@@ -437,7 +437,7 @@
     <w:r>
       <w:tab/>
       <w:tab/>
-      <w:t>2024-12-08</w:t>
+      <w:t>2024-12-09</w:t>
       <w:br/>
       <w:br/>
     </w:r>

--- a/tillsyn/A 55985-2024 tillsynsbegäran.docx
+++ b/tillsyn/A 55985-2024 tillsynsbegäran.docx
@@ -437,7 +437,7 @@
     <w:r>
       <w:tab/>
       <w:tab/>
-      <w:t>2024-12-09</w:t>
+      <w:t>2024-12-10</w:t>
       <w:br/>
       <w:br/>
     </w:r>

--- a/tillsyn/A 55985-2024 tillsynsbegäran.docx
+++ b/tillsyn/A 55985-2024 tillsynsbegäran.docx
@@ -437,7 +437,7 @@
     <w:r>
       <w:tab/>
       <w:tab/>
-      <w:t>2024-12-10</w:t>
+      <w:t>2024-12-11</w:t>
       <w:br/>
       <w:br/>
     </w:r>

--- a/tillsyn/A 55985-2024 tillsynsbegäran.docx
+++ b/tillsyn/A 55985-2024 tillsynsbegäran.docx
@@ -437,7 +437,7 @@
     <w:r>
       <w:tab/>
       <w:tab/>
-      <w:t>2024-12-11</w:t>
+      <w:t>2024-12-12</w:t>
       <w:br/>
       <w:br/>
     </w:r>

--- a/tillsyn/A 55985-2024 tillsynsbegäran.docx
+++ b/tillsyn/A 55985-2024 tillsynsbegäran.docx
@@ -437,7 +437,7 @@
     <w:r>
       <w:tab/>
       <w:tab/>
-      <w:t>2024-12-12</w:t>
+      <w:t>2024-12-13</w:t>
       <w:br/>
       <w:br/>
     </w:r>

--- a/tillsyn/A 55985-2024 tillsynsbegäran.docx
+++ b/tillsyn/A 55985-2024 tillsynsbegäran.docx
@@ -437,7 +437,7 @@
     <w:r>
       <w:tab/>
       <w:tab/>
-      <w:t>2024-12-13</w:t>
+      <w:t>2024-12-14</w:t>
       <w:br/>
       <w:br/>
     </w:r>

--- a/tillsyn/A 55985-2024 tillsynsbegäran.docx
+++ b/tillsyn/A 55985-2024 tillsynsbegäran.docx
@@ -437,7 +437,7 @@
     <w:r>
       <w:tab/>
       <w:tab/>
-      <w:t>2024-12-14</w:t>
+      <w:t>2024-12-15</w:t>
       <w:br/>
       <w:br/>
     </w:r>

--- a/tillsyn/A 55985-2024 tillsynsbegäran.docx
+++ b/tillsyn/A 55985-2024 tillsynsbegäran.docx
@@ -437,7 +437,7 @@
     <w:r>
       <w:tab/>
       <w:tab/>
-      <w:t>2024-12-15</w:t>
+      <w:t>2024-12-16</w:t>
       <w:br/>
       <w:br/>
     </w:r>

--- a/tillsyn/A 55985-2024 tillsynsbegäran.docx
+++ b/tillsyn/A 55985-2024 tillsynsbegäran.docx
@@ -437,7 +437,7 @@
     <w:r>
       <w:tab/>
       <w:tab/>
-      <w:t>2024-12-16</w:t>
+      <w:t>2024-12-17</w:t>
       <w:br/>
       <w:br/>
     </w:r>

--- a/tillsyn/A 55985-2024 tillsynsbegäran.docx
+++ b/tillsyn/A 55985-2024 tillsynsbegäran.docx
@@ -437,7 +437,7 @@
     <w:r>
       <w:tab/>
       <w:tab/>
-      <w:t>2024-12-17</w:t>
+      <w:t>2024-12-18</w:t>
       <w:br/>
       <w:br/>
     </w:r>

--- a/tillsyn/A 55985-2024 tillsynsbegäran.docx
+++ b/tillsyn/A 55985-2024 tillsynsbegäran.docx
@@ -35,7 +35,7 @@
     </w:p>
     <w:p>
       <w:r>
-        <w:t>I avverkningsanmälan har följande 4 naturvårdsarter hittats: gammelgransskål (NT), garnlav (NT), harticka (NT) och tretåig hackspett (NT, §4). Av dessa är 4 rödlistade. För rödlistade arter har rödlistekategorin angivits inom parentes. För fridlysta arter anges även paragrafen i Artskyddsförordningen som arten är fridlyst enligt.</w:t>
+        <w:t>I avverkningsanmälan har följande 5 naturvårdsarter hittats: gammelgransskål (NT), garnlav (NT), harticka (NT), tretåig hackspett (NT, §4) och utter (NT, §4a). Av dessa är 5 rödlistade. För rödlistade arter har rödlistekategorin angivits inom parentes. För fridlysta arter anges även paragrafen i Artskyddsförordningen som arten är fridlyst enligt.</w:t>
       </w:r>
     </w:p>
     <w:p>
@@ -100,7 +100,7 @@
     </w:p>
     <w:p>
       <w:r>
-        <w:t>Följande fridlysta arter har sina livsmiljöer och växtplatser i den avverkningsanmälda skogen: tretåig hackspett (NT, §4).</w:t>
+        <w:t>Följande fridlysta arter har sina livsmiljöer och växtplatser i den avverkningsanmälda skogen: tretåig hackspett (NT, §4) och utter (NT, §4a).</w:t>
       </w:r>
     </w:p>
     <w:p>
@@ -437,7 +437,7 @@
     <w:r>
       <w:tab/>
       <w:tab/>
-      <w:t>2024-12-18</w:t>
+      <w:t>2024-12-19</w:t>
       <w:br/>
       <w:br/>
     </w:r>

--- a/tillsyn/A 55985-2024 tillsynsbegäran.docx
+++ b/tillsyn/A 55985-2024 tillsynsbegäran.docx
@@ -437,7 +437,7 @@
     <w:r>
       <w:tab/>
       <w:tab/>
-      <w:t>2024-12-19</w:t>
+      <w:t>2024-12-20</w:t>
       <w:br/>
       <w:br/>
     </w:r>

--- a/tillsyn/A 55985-2024 tillsynsbegäran.docx
+++ b/tillsyn/A 55985-2024 tillsynsbegäran.docx
@@ -437,7 +437,7 @@
     <w:r>
       <w:tab/>
       <w:tab/>
-      <w:t>2024-12-20</w:t>
+      <w:t>2024-12-22</w:t>
       <w:br/>
       <w:br/>
     </w:r>

--- a/tillsyn/A 55985-2024 tillsynsbegäran.docx
+++ b/tillsyn/A 55985-2024 tillsynsbegäran.docx
@@ -437,7 +437,7 @@
     <w:r>
       <w:tab/>
       <w:tab/>
-      <w:t>2024-12-22</w:t>
+      <w:t>2024-12-23</w:t>
       <w:br/>
       <w:br/>
     </w:r>

--- a/tillsyn/A 55985-2024 tillsynsbegäran.docx
+++ b/tillsyn/A 55985-2024 tillsynsbegäran.docx
@@ -437,7 +437,7 @@
     <w:r>
       <w:tab/>
       <w:tab/>
-      <w:t>2024-12-23</w:t>
+      <w:t>2024-12-24</w:t>
       <w:br/>
       <w:br/>
     </w:r>

--- a/tillsyn/A 55985-2024 tillsynsbegäran.docx
+++ b/tillsyn/A 55985-2024 tillsynsbegäran.docx
@@ -437,7 +437,7 @@
     <w:r>
       <w:tab/>
       <w:tab/>
-      <w:t>2024-12-31</w:t>
+      <w:t>2025-01-01</w:t>
       <w:br/>
       <w:br/>
     </w:r>

--- a/tillsyn/A 55985-2024 tillsynsbegäran.docx
+++ b/tillsyn/A 55985-2024 tillsynsbegäran.docx
@@ -437,7 +437,7 @@
     <w:r>
       <w:tab/>
       <w:tab/>
-      <w:t>2025-01-01</w:t>
+      <w:t>2025-01-02</w:t>
       <w:br/>
       <w:br/>
     </w:r>

--- a/tillsyn/A 55985-2024 tillsynsbegäran.docx
+++ b/tillsyn/A 55985-2024 tillsynsbegäran.docx
@@ -437,7 +437,7 @@
     <w:r>
       <w:tab/>
       <w:tab/>
-      <w:t>2025-01-02</w:t>
+      <w:t>2025-01-03</w:t>
       <w:br/>
       <w:br/>
     </w:r>

--- a/tillsyn/A 55985-2024 tillsynsbegäran.docx
+++ b/tillsyn/A 55985-2024 tillsynsbegäran.docx
@@ -437,7 +437,7 @@
     <w:r>
       <w:tab/>
       <w:tab/>
-      <w:t>2025-01-30</w:t>
+      <w:t>2025-01-31</w:t>
       <w:br/>
       <w:br/>
     </w:r>

--- a/tillsyn/A 55985-2024 tillsynsbegäran.docx
+++ b/tillsyn/A 55985-2024 tillsynsbegäran.docx
@@ -437,7 +437,7 @@
     <w:r>
       <w:tab/>
       <w:tab/>
-      <w:t>2025-03-02</w:t>
+      <w:t>2025-03-03</w:t>
       <w:br/>
       <w:br/>
     </w:r>

--- a/tillsyn/A 55985-2024 tillsynsbegäran.docx
+++ b/tillsyn/A 55985-2024 tillsynsbegäran.docx
@@ -437,7 +437,7 @@
     <w:r>
       <w:tab/>
       <w:tab/>
-      <w:t>2025-03-03</w:t>
+      <w:t>2025-03-04</w:t>
       <w:br/>
       <w:br/>
     </w:r>

--- a/tillsyn/A 55985-2024 tillsynsbegäran.docx
+++ b/tillsyn/A 55985-2024 tillsynsbegäran.docx
@@ -437,7 +437,7 @@
     <w:r>
       <w:tab/>
       <w:tab/>
-      <w:t>2025-03-04</w:t>
+      <w:t>2025-03-05</w:t>
       <w:br/>
       <w:br/>
     </w:r>

--- a/tillsyn/A 55985-2024 tillsynsbegäran.docx
+++ b/tillsyn/A 55985-2024 tillsynsbegäran.docx
@@ -437,7 +437,7 @@
     <w:r>
       <w:tab/>
       <w:tab/>
-      <w:t>2025-03-05</w:t>
+      <w:t>2025-03-06</w:t>
       <w:br/>
       <w:br/>
     </w:r>

--- a/tillsyn/A 55985-2024 tillsynsbegäran.docx
+++ b/tillsyn/A 55985-2024 tillsynsbegäran.docx
@@ -437,7 +437,7 @@
     <w:r>
       <w:tab/>
       <w:tab/>
-      <w:t>2025-03-06</w:t>
+      <w:t>2025-03-07</w:t>
       <w:br/>
       <w:br/>
     </w:r>

--- a/tillsyn/A 55985-2024 tillsynsbegäran.docx
+++ b/tillsyn/A 55985-2024 tillsynsbegäran.docx
@@ -437,7 +437,7 @@
     <w:r>
       <w:tab/>
       <w:tab/>
-      <w:t>2025-03-07</w:t>
+      <w:t>2025-03-08</w:t>
       <w:br/>
       <w:br/>
     </w:r>

--- a/tillsyn/A 55985-2024 tillsynsbegäran.docx
+++ b/tillsyn/A 55985-2024 tillsynsbegäran.docx
@@ -437,7 +437,7 @@
     <w:r>
       <w:tab/>
       <w:tab/>
-      <w:t>2025-03-08</w:t>
+      <w:t>2025-03-09</w:t>
       <w:br/>
       <w:br/>
     </w:r>

--- a/tillsyn/A 55985-2024 tillsynsbegäran.docx
+++ b/tillsyn/A 55985-2024 tillsynsbegäran.docx
@@ -437,7 +437,7 @@
     <w:r>
       <w:tab/>
       <w:tab/>
-      <w:t>2025-03-09</w:t>
+      <w:t>2025-03-10</w:t>
       <w:br/>
       <w:br/>
     </w:r>

--- a/tillsyn/A 55985-2024 tillsynsbegäran.docx
+++ b/tillsyn/A 55985-2024 tillsynsbegäran.docx
@@ -437,7 +437,7 @@
     <w:r>
       <w:tab/>
       <w:tab/>
-      <w:t>2025-03-10</w:t>
+      <w:t>2025-03-11</w:t>
       <w:br/>
       <w:br/>
     </w:r>

--- a/tillsyn/A 55985-2024 tillsynsbegäran.docx
+++ b/tillsyn/A 55985-2024 tillsynsbegäran.docx
@@ -437,7 +437,7 @@
     <w:r>
       <w:tab/>
       <w:tab/>
-      <w:t>2025-03-11</w:t>
+      <w:t>2025-03-12</w:t>
       <w:br/>
       <w:br/>
     </w:r>

--- a/tillsyn/A 55985-2024 tillsynsbegäran.docx
+++ b/tillsyn/A 55985-2024 tillsynsbegäran.docx
@@ -437,7 +437,7 @@
     <w:r>
       <w:tab/>
       <w:tab/>
-      <w:t>2025-03-12</w:t>
+      <w:t>2025-03-13</w:t>
       <w:br/>
       <w:br/>
     </w:r>

--- a/tillsyn/A 55985-2024 tillsynsbegäran.docx
+++ b/tillsyn/A 55985-2024 tillsynsbegäran.docx
@@ -437,7 +437,7 @@
     <w:r>
       <w:tab/>
       <w:tab/>
-      <w:t>2025-03-13</w:t>
+      <w:t>2025-03-14</w:t>
       <w:br/>
       <w:br/>
     </w:r>

--- a/tillsyn/A 55985-2024 tillsynsbegäran.docx
+++ b/tillsyn/A 55985-2024 tillsynsbegäran.docx
@@ -437,7 +437,7 @@
     <w:r>
       <w:tab/>
       <w:tab/>
-      <w:t>2025-03-14</w:t>
+      <w:t>2025-03-15</w:t>
       <w:br/>
       <w:br/>
     </w:r>

--- a/tillsyn/A 55985-2024 tillsynsbegäran.docx
+++ b/tillsyn/A 55985-2024 tillsynsbegäran.docx
@@ -437,7 +437,7 @@
     <w:r>
       <w:tab/>
       <w:tab/>
-      <w:t>2025-03-15</w:t>
+      <w:t>2025-03-16</w:t>
       <w:br/>
       <w:br/>
     </w:r>

--- a/tillsyn/A 55985-2024 tillsynsbegäran.docx
+++ b/tillsyn/A 55985-2024 tillsynsbegäran.docx
@@ -437,7 +437,7 @@
     <w:r>
       <w:tab/>
       <w:tab/>
-      <w:t>2025-03-16</w:t>
+      <w:t>2025-03-17</w:t>
       <w:br/>
       <w:br/>
     </w:r>

--- a/tillsyn/A 55985-2024 tillsynsbegäran.docx
+++ b/tillsyn/A 55985-2024 tillsynsbegäran.docx
@@ -437,7 +437,7 @@
     <w:r>
       <w:tab/>
       <w:tab/>
-      <w:t>2025-03-17</w:t>
+      <w:t>2025-03-18</w:t>
       <w:br/>
       <w:br/>
     </w:r>

--- a/tillsyn/A 55985-2024 tillsynsbegäran.docx
+++ b/tillsyn/A 55985-2024 tillsynsbegäran.docx
@@ -437,7 +437,7 @@
     <w:r>
       <w:tab/>
       <w:tab/>
-      <w:t>2025-03-18</w:t>
+      <w:t>2025-03-19</w:t>
       <w:br/>
       <w:br/>
     </w:r>

--- a/tillsyn/A 55985-2024 tillsynsbegäran.docx
+++ b/tillsyn/A 55985-2024 tillsynsbegäran.docx
@@ -437,7 +437,7 @@
     <w:r>
       <w:tab/>
       <w:tab/>
-      <w:t>2025-03-19</w:t>
+      <w:t>2025-03-20</w:t>
       <w:br/>
       <w:br/>
     </w:r>

--- a/tillsyn/A 55985-2024 tillsynsbegäran.docx
+++ b/tillsyn/A 55985-2024 tillsynsbegäran.docx
@@ -437,7 +437,7 @@
     <w:r>
       <w:tab/>
       <w:tab/>
-      <w:t>2025-03-20</w:t>
+      <w:t>2025-03-21</w:t>
       <w:br/>
       <w:br/>
     </w:r>

--- a/tillsyn/A 55985-2024 tillsynsbegäran.docx
+++ b/tillsyn/A 55985-2024 tillsynsbegäran.docx
@@ -437,7 +437,7 @@
     <w:r>
       <w:tab/>
       <w:tab/>
-      <w:t>2025-03-21</w:t>
+      <w:t>2025-03-22</w:t>
       <w:br/>
       <w:br/>
     </w:r>

--- a/tillsyn/A 55985-2024 tillsynsbegäran.docx
+++ b/tillsyn/A 55985-2024 tillsynsbegäran.docx
@@ -437,7 +437,7 @@
     <w:r>
       <w:tab/>
       <w:tab/>
-      <w:t>2025-03-22</w:t>
+      <w:t>2025-03-23</w:t>
       <w:br/>
       <w:br/>
     </w:r>

--- a/tillsyn/A 55985-2024 tillsynsbegäran.docx
+++ b/tillsyn/A 55985-2024 tillsynsbegäran.docx
@@ -437,7 +437,7 @@
     <w:r>
       <w:tab/>
       <w:tab/>
-      <w:t>2025-03-23</w:t>
+      <w:t>2025-03-24</w:t>
       <w:br/>
       <w:br/>
     </w:r>

--- a/tillsyn/A 55985-2024 tillsynsbegäran.docx
+++ b/tillsyn/A 55985-2024 tillsynsbegäran.docx
@@ -437,7 +437,7 @@
     <w:r>
       <w:tab/>
       <w:tab/>
-      <w:t>2025-03-24</w:t>
+      <w:t>2025-03-25</w:t>
       <w:br/>
       <w:br/>
     </w:r>

--- a/tillsyn/A 55985-2024 tillsynsbegäran.docx
+++ b/tillsyn/A 55985-2024 tillsynsbegäran.docx
@@ -437,7 +437,7 @@
     <w:r>
       <w:tab/>
       <w:tab/>
-      <w:t>2025-03-25</w:t>
+      <w:t>2025-03-26</w:t>
       <w:br/>
       <w:br/>
     </w:r>

--- a/tillsyn/A 55985-2024 tillsynsbegäran.docx
+++ b/tillsyn/A 55985-2024 tillsynsbegäran.docx
@@ -437,7 +437,7 @@
     <w:r>
       <w:tab/>
       <w:tab/>
-      <w:t>2025-03-26</w:t>
+      <w:t>2025-03-27</w:t>
       <w:br/>
       <w:br/>
     </w:r>

--- a/tillsyn/A 55985-2024 tillsynsbegäran.docx
+++ b/tillsyn/A 55985-2024 tillsynsbegäran.docx
@@ -437,7 +437,7 @@
     <w:r>
       <w:tab/>
       <w:tab/>
-      <w:t>2025-03-27</w:t>
+      <w:t>2025-03-28</w:t>
       <w:br/>
       <w:br/>
     </w:r>

--- a/tillsyn/A 55985-2024 tillsynsbegäran.docx
+++ b/tillsyn/A 55985-2024 tillsynsbegäran.docx
@@ -437,7 +437,7 @@
     <w:r>
       <w:tab/>
       <w:tab/>
-      <w:t>2025-03-28</w:t>
+      <w:t>2025-03-29</w:t>
       <w:br/>
       <w:br/>
     </w:r>

--- a/tillsyn/A 55985-2024 tillsynsbegäran.docx
+++ b/tillsyn/A 55985-2024 tillsynsbegäran.docx
@@ -437,7 +437,7 @@
     <w:r>
       <w:tab/>
       <w:tab/>
-      <w:t>2025-04-02</w:t>
+      <w:t>2025-04-03</w:t>
       <w:br/>
       <w:br/>
     </w:r>

--- a/tillsyn/A 55985-2024 tillsynsbegäran.docx
+++ b/tillsyn/A 55985-2024 tillsynsbegäran.docx
@@ -437,7 +437,7 @@
     <w:r>
       <w:tab/>
       <w:tab/>
-      <w:t>2025-04-03</w:t>
+      <w:t>2025-04-05</w:t>
       <w:br/>
       <w:br/>
     </w:r>

--- a/tillsyn/A 55985-2024 tillsynsbegäran.docx
+++ b/tillsyn/A 55985-2024 tillsynsbegäran.docx
@@ -437,7 +437,7 @@
     <w:r>
       <w:tab/>
       <w:tab/>
-      <w:t>2025-04-05</w:t>
+      <w:t>2025-04-06</w:t>
       <w:br/>
       <w:br/>
     </w:r>

--- a/tillsyn/A 55985-2024 tillsynsbegäran.docx
+++ b/tillsyn/A 55985-2024 tillsynsbegäran.docx
@@ -437,7 +437,7 @@
     <w:r>
       <w:tab/>
       <w:tab/>
-      <w:t>2025-04-06</w:t>
+      <w:t>2025-04-07</w:t>
       <w:br/>
       <w:br/>
     </w:r>

--- a/tillsyn/A 55985-2024 tillsynsbegäran.docx
+++ b/tillsyn/A 55985-2024 tillsynsbegäran.docx
@@ -437,7 +437,7 @@
     <w:r>
       <w:tab/>
       <w:tab/>
-      <w:t>2025-04-07</w:t>
+      <w:t>2025-04-08</w:t>
       <w:br/>
       <w:br/>
     </w:r>

--- a/tillsyn/A 55985-2024 tillsynsbegäran.docx
+++ b/tillsyn/A 55985-2024 tillsynsbegäran.docx
@@ -437,7 +437,7 @@
     <w:r>
       <w:tab/>
       <w:tab/>
-      <w:t>2025-04-08</w:t>
+      <w:t>2025-04-09</w:t>
       <w:br/>
       <w:br/>
     </w:r>

--- a/tillsyn/A 55985-2024 tillsynsbegäran.docx
+++ b/tillsyn/A 55985-2024 tillsynsbegäran.docx
@@ -91,6 +91,17 @@
       </w:r>
     </w:p>
     <w:p>
+      <w:r>
+        <w:rPr>
+          <w:b/>
+        </w:rPr>
+        <w:t>Garnlav (NT)</w:t>
+      </w:r>
+      <w:r>
+        <w:t xml:space="preserve"> är en utpräglad barrskogsart som ibland kan drapera träden i norrländska grannaturskogar med hög luftfuktighet. Den förekommer även i talldominerade bestånd där den, förutom i trädens grenverk, påträffas hängande över ojämnheter i tallbarken. Arten har minskat starkt i södra och mellersta Sverige och den minskar även i sitt nordliga utbredningsområde. Orsaken till tillbakagången beror främst på slutavverkningar av naturskogsartade skogar. Bestånd med riklig förekomst bör regelmässigt sparas. Garnlav är värdväxt för den mycket sällsynta och akut hotade fjärilen barrskogslavfly (CR) som hör hemma i boreala barrskogar med riklig förekomst av värdväxten. Tidigare kunde arten konstateras årligen på flera platser vid Dala-Floda i Dalarna innan lokalerna kalavverkades. Senaste fyndet i landet av barrskogslavfly är från år 2000 då den påträffades vid Högberget i Sollefteå kommun (SLU Artdatabanken, 2024).</w:t>
+      </w:r>
+    </w:p>
+    <w:p>
       <w:pPr>
         <w:pStyle w:val="Heading1"/>
       </w:pPr>
@@ -181,7 +192,7 @@
     </w:p>
     <w:p>
       <w:r>
-        <w:t xml:space="preserve">Permanenta revir av tretåig hackspett karaktäriseras ofta av artens typiska ringformigt ordnade hackmärken på framför allt gamla granar. För att säkerställa att inte revir av tretåig hackspett drabbas av avverkningsplanerna bör en inventering göras i området både under häckningstid och under vintern, då arten utnyttjar betydligt större områden än under sommarens häckningsrevir. Storleken på häckningsreviret varierar med skogstypen, förekomsten av död ved och graden av fragmentering, men är i allmänhet i storleksordningen 25–100 hektar. </w:t>
+        <w:t>Permanenta revir av tretåig hackspett karaktäriseras ofta av artens typiska ringformigt ordnade hackmärken på framför allt gamla granar. För att säkerställa att inte revir av tretåig hackspett drabbas av avverkningsplanerna bör en inventering göras i området både under häckningstid och under vintern, då arten utnyttjar betydligt större områden än under sommarens häckningsrevir. Storleken på häckningsreviret varierar med skogstypen, förekomsten av död ved och graden av fragmentering, men är i allmänhet i storleksordningen 25–100 hektar.</w:t>
       </w:r>
     </w:p>
     <w:p>
@@ -437,7 +448,7 @@
     <w:r>
       <w:tab/>
       <w:tab/>
-      <w:t>2025-04-09</w:t>
+      <w:t>2025-04-10</w:t>
       <w:br/>
       <w:br/>
     </w:r>

--- a/tillsyn/A 55985-2024 tillsynsbegäran.docx
+++ b/tillsyn/A 55985-2024 tillsynsbegäran.docx
@@ -448,7 +448,7 @@
     <w:r>
       <w:tab/>
       <w:tab/>
-      <w:t>2025-04-10</w:t>
+      <w:t>2025-04-11</w:t>
       <w:br/>
       <w:br/>
     </w:r>

--- a/tillsyn/A 55985-2024 tillsynsbegäran.docx
+++ b/tillsyn/A 55985-2024 tillsynsbegäran.docx
@@ -448,7 +448,7 @@
     <w:r>
       <w:tab/>
       <w:tab/>
-      <w:t>2025-04-11</w:t>
+      <w:t>2025-04-12</w:t>
       <w:br/>
       <w:br/>
     </w:r>

--- a/tillsyn/A 55985-2024 tillsynsbegäran.docx
+++ b/tillsyn/A 55985-2024 tillsynsbegäran.docx
@@ -448,7 +448,7 @@
     <w:r>
       <w:tab/>
       <w:tab/>
-      <w:t>2025-04-12</w:t>
+      <w:t>2025-04-13</w:t>
       <w:br/>
       <w:br/>
     </w:r>

--- a/tillsyn/A 55985-2024 tillsynsbegäran.docx
+++ b/tillsyn/A 55985-2024 tillsynsbegäran.docx
@@ -136,7 +136,7 @@
         <w:t>Tretåig hackspett (NT, §4)</w:t>
       </w:r>
       <w:r>
-        <w:t xml:space="preserve"> är rödlistad som nära hotad och ingår i bilaga 1 i EU:s fågeldirektiv. Tretåig hackspett är för sin överlevnad beroende av kontinuerlig tillförsel av äldre döende och död ved, som sker genom naturliga självgallringsprocesser i äldre grannaturskogar och barrblandade naturskogar. Om en skog genom skogsbruk gallras eller glesas ur så upphör och uteblir i stort sett den naturliga självgallringsprocessen för mycket lång tid framöver vilket omöjliggör upprätthållandet av den kontinuerliga ekologiska funktionen i ett område. Det finns studier som visar att naturskogens självgallringsprocess som den tretåiga hackspetten är beroende av, inte kan ersättas med efterlämnad hänsyn i skogsbruket (Imbeau &amp; Desrochers, 2002). Storleken på häckningsreviret varierar med skogstypen, förekomsten av död ved och graden av fragmentering, men är i allmänhet i storleksordningen 25–100 hektar. Vintertid krävs ofta betydligt större områden och det finns studier som antyder att arten behöver minst 100 hektar äldre skog. I områden med låg bonitet kan det behövas över 200 hektar lämpligt habitat för att ett par ska kunna reproducera sig (Skogsstyrelsen, 2016).</w:t>
+        <w:t xml:space="preserve"> är rödlistad som nära hotad och ingår i bilaga 1 i EU:s fågeldirektiv. Tretåig hackspett är för sin överlevnad beroende av kontinuerlig tillförsel av äldre döende och död ved, som sker genom naturliga självgallringsprocesser i äldre grannaturskogar och barrblandade naturskogar. Om en skog genom skogsbruk gallras eller glesas ur så upphör och uteblir i stort sett den naturliga självgallringsprocessen för mycket lång tid framöver vilket omöjliggör upprätthållandet av den kontinuerliga ekologiska funktionen i ett område. Det finns studier som visar att naturskogens självgallringsprocess som den tretåiga hackspetten är beroende av, inte kan ersättas med efterlämnad hänsyn i skogsbruket (Imbeau &amp; Desrochers, 2002). Storleken på häckningsreviret varierar med skogstypen, förekomsten av död ved och graden av fragmentering, men är i allmänhet i storleksordningen 25–100 hektar. Vintertid krävs ofta betydligt större områden och det finns studier som antyder att arten behöver minst 100 hektar äldre skog. I områden med låg bonitet kan det behövas över 200 hektar lämpligt habitat för att ett par ska kunna reproducera sig. Områden med dokumenterad permanent förekomst i naturskogsmiljöer har vanligen så stora naturvärden att skogsbruk är olämpligt (Skogsstyrelsen, 2016).</w:t>
       </w:r>
     </w:p>
     <w:p>
@@ -448,7 +448,7 @@
     <w:r>
       <w:tab/>
       <w:tab/>
-      <w:t>2025-04-13</w:t>
+      <w:t>2025-04-14</w:t>
       <w:br/>
       <w:br/>
     </w:r>

--- a/tillsyn/A 55985-2024 tillsynsbegäran.docx
+++ b/tillsyn/A 55985-2024 tillsynsbegäran.docx
@@ -448,7 +448,7 @@
     <w:r>
       <w:tab/>
       <w:tab/>
-      <w:t>2025-04-14</w:t>
+      <w:t>2025-04-15</w:t>
       <w:br/>
       <w:br/>
     </w:r>

--- a/tillsyn/A 55985-2024 tillsynsbegäran.docx
+++ b/tillsyn/A 55985-2024 tillsynsbegäran.docx
@@ -448,7 +448,7 @@
     <w:r>
       <w:tab/>
       <w:tab/>
-      <w:t>2025-04-15</w:t>
+      <w:t>2025-04-16</w:t>
       <w:br/>
       <w:br/>
     </w:r>

--- a/tillsyn/A 55985-2024 tillsynsbegäran.docx
+++ b/tillsyn/A 55985-2024 tillsynsbegäran.docx
@@ -448,7 +448,7 @@
     <w:r>
       <w:tab/>
       <w:tab/>
-      <w:t>2025-04-16</w:t>
+      <w:t>2025-04-17</w:t>
       <w:br/>
       <w:br/>
     </w:r>

--- a/tillsyn/A 55985-2024 tillsynsbegäran.docx
+++ b/tillsyn/A 55985-2024 tillsynsbegäran.docx
@@ -448,7 +448,7 @@
     <w:r>
       <w:tab/>
       <w:tab/>
-      <w:t>2025-04-17</w:t>
+      <w:t>2025-04-18</w:t>
       <w:br/>
       <w:br/>
     </w:r>

--- a/tillsyn/A 55985-2024 tillsynsbegäran.docx
+++ b/tillsyn/A 55985-2024 tillsynsbegäran.docx
@@ -448,7 +448,7 @@
     <w:r>
       <w:tab/>
       <w:tab/>
-      <w:t>2025-04-18</w:t>
+      <w:t>2025-04-19</w:t>
       <w:br/>
       <w:br/>
     </w:r>

--- a/tillsyn/A 55985-2024 tillsynsbegäran.docx
+++ b/tillsyn/A 55985-2024 tillsynsbegäran.docx
@@ -470,7 +470,7 @@
     <w:r>
       <w:tab/>
       <w:tab/>
-      <w:t>2025-05-03</w:t>
+      <w:t>2025-05-04</w:t>
       <w:br/>
       <w:br/>
     </w:r>

--- a/tillsyn/A 55985-2024 tillsynsbegäran.docx
+++ b/tillsyn/A 55985-2024 tillsynsbegäran.docx
@@ -470,7 +470,7 @@
     <w:r>
       <w:tab/>
       <w:tab/>
-      <w:t>2025-05-04</w:t>
+      <w:t>2025-05-06</w:t>
       <w:br/>
       <w:br/>
     </w:r>

--- a/tillsyn/A 55985-2024 tillsynsbegäran.docx
+++ b/tillsyn/A 55985-2024 tillsynsbegäran.docx
@@ -470,7 +470,7 @@
     <w:r>
       <w:tab/>
       <w:tab/>
-      <w:t>2025-05-06</w:t>
+      <w:t>2025-05-07</w:t>
       <w:br/>
       <w:br/>
     </w:r>

--- a/tillsyn/A 55985-2024 tillsynsbegäran.docx
+++ b/tillsyn/A 55985-2024 tillsynsbegäran.docx
@@ -470,7 +470,7 @@
     <w:r>
       <w:tab/>
       <w:tab/>
-      <w:t>2025-05-07</w:t>
+      <w:t>2025-05-08</w:t>
       <w:br/>
       <w:br/>
     </w:r>

--- a/tillsyn/A 55985-2024 tillsynsbegäran.docx
+++ b/tillsyn/A 55985-2024 tillsynsbegäran.docx
@@ -470,7 +470,7 @@
     <w:r>
       <w:tab/>
       <w:tab/>
-      <w:t>2025-05-08</w:t>
+      <w:t>2025-05-09</w:t>
       <w:br/>
       <w:br/>
     </w:r>

--- a/tillsyn/A 55985-2024 tillsynsbegäran.docx
+++ b/tillsyn/A 55985-2024 tillsynsbegäran.docx
@@ -470,7 +470,7 @@
     <w:r>
       <w:tab/>
       <w:tab/>
-      <w:t>2025-05-09</w:t>
+      <w:t>2025-05-10</w:t>
       <w:br/>
       <w:br/>
     </w:r>

--- a/tillsyn/A 55985-2024 tillsynsbegäran.docx
+++ b/tillsyn/A 55985-2024 tillsynsbegäran.docx
@@ -470,7 +470,7 @@
     <w:r>
       <w:tab/>
       <w:tab/>
-      <w:t>2025-05-10</w:t>
+      <w:t>2025-05-11</w:t>
       <w:br/>
       <w:br/>
     </w:r>

--- a/tillsyn/A 55985-2024 tillsynsbegäran.docx
+++ b/tillsyn/A 55985-2024 tillsynsbegäran.docx
@@ -470,7 +470,7 @@
     <w:r>
       <w:tab/>
       <w:tab/>
-      <w:t>2025-05-11</w:t>
+      <w:t>2025-05-12</w:t>
       <w:br/>
       <w:br/>
     </w:r>

--- a/tillsyn/A 55985-2024 tillsynsbegäran.docx
+++ b/tillsyn/A 55985-2024 tillsynsbegäran.docx
@@ -470,7 +470,7 @@
     <w:r>
       <w:tab/>
       <w:tab/>
-      <w:t>2025-05-12</w:t>
+      <w:t>2025-05-13</w:t>
       <w:br/>
       <w:br/>
     </w:r>

--- a/tillsyn/A 55985-2024 tillsynsbegäran.docx
+++ b/tillsyn/A 55985-2024 tillsynsbegäran.docx
@@ -470,7 +470,7 @@
     <w:r>
       <w:tab/>
       <w:tab/>
-      <w:t>2025-05-13</w:t>
+      <w:t>2025-05-14</w:t>
       <w:br/>
       <w:br/>
     </w:r>

--- a/tillsyn/A 55985-2024 tillsynsbegäran.docx
+++ b/tillsyn/A 55985-2024 tillsynsbegäran.docx
@@ -470,7 +470,7 @@
     <w:r>
       <w:tab/>
       <w:tab/>
-      <w:t>2025-05-14</w:t>
+      <w:t>2025-05-15</w:t>
       <w:br/>
       <w:br/>
     </w:r>

--- a/tillsyn/A 55985-2024 tillsynsbegäran.docx
+++ b/tillsyn/A 55985-2024 tillsynsbegäran.docx
@@ -470,7 +470,7 @@
     <w:r>
       <w:tab/>
       <w:tab/>
-      <w:t>2025-05-15</w:t>
+      <w:t>2025-05-16</w:t>
       <w:br/>
       <w:br/>
     </w:r>

--- a/tillsyn/A 55985-2024 tillsynsbegäran.docx
+++ b/tillsyn/A 55985-2024 tillsynsbegäran.docx
@@ -470,7 +470,7 @@
     <w:r>
       <w:tab/>
       <w:tab/>
-      <w:t>2025-05-16</w:t>
+      <w:t>2025-05-17</w:t>
       <w:br/>
       <w:br/>
     </w:r>

--- a/tillsyn/A 55985-2024 tillsynsbegäran.docx
+++ b/tillsyn/A 55985-2024 tillsynsbegäran.docx
@@ -470,7 +470,7 @@
     <w:r>
       <w:tab/>
       <w:tab/>
-      <w:t>2025-05-17</w:t>
+      <w:t>2025-05-18</w:t>
       <w:br/>
       <w:br/>
     </w:r>

--- a/tillsyn/A 55985-2024 tillsynsbegäran.docx
+++ b/tillsyn/A 55985-2024 tillsynsbegäran.docx
@@ -470,7 +470,7 @@
     <w:r>
       <w:tab/>
       <w:tab/>
-      <w:t>2025-05-18</w:t>
+      <w:t>2025-05-19</w:t>
       <w:br/>
       <w:br/>
     </w:r>

--- a/tillsyn/A 55985-2024 tillsynsbegäran.docx
+++ b/tillsyn/A 55985-2024 tillsynsbegäran.docx
@@ -470,7 +470,7 @@
     <w:r>
       <w:tab/>
       <w:tab/>
-      <w:t>2025-05-19</w:t>
+      <w:t>2025-05-20</w:t>
       <w:br/>
       <w:br/>
     </w:r>

--- a/tillsyn/A 55985-2024 tillsynsbegäran.docx
+++ b/tillsyn/A 55985-2024 tillsynsbegäran.docx
@@ -470,7 +470,7 @@
     <w:r>
       <w:tab/>
       <w:tab/>
-      <w:t>2025-05-20</w:t>
+      <w:t>2025-05-21</w:t>
       <w:br/>
       <w:br/>
     </w:r>

--- a/tillsyn/A 55985-2024 tillsynsbegäran.docx
+++ b/tillsyn/A 55985-2024 tillsynsbegäran.docx
@@ -470,7 +470,7 @@
     <w:r>
       <w:tab/>
       <w:tab/>
-      <w:t>2025-05-21</w:t>
+      <w:t>2025-05-22</w:t>
       <w:br/>
       <w:br/>
     </w:r>

--- a/tillsyn/A 55985-2024 tillsynsbegäran.docx
+++ b/tillsyn/A 55985-2024 tillsynsbegäran.docx
@@ -470,7 +470,7 @@
     <w:r>
       <w:tab/>
       <w:tab/>
-      <w:t>2025-05-22</w:t>
+      <w:t>2025-05-23</w:t>
       <w:br/>
       <w:br/>
     </w:r>

--- a/tillsyn/A 55985-2024 tillsynsbegäran.docx
+++ b/tillsyn/A 55985-2024 tillsynsbegäran.docx
@@ -470,7 +470,7 @@
     <w:r>
       <w:tab/>
       <w:tab/>
-      <w:t>2025-05-23</w:t>
+      <w:t>2025-05-24</w:t>
       <w:br/>
       <w:br/>
     </w:r>

--- a/tillsyn/A 55985-2024 tillsynsbegäran.docx
+++ b/tillsyn/A 55985-2024 tillsynsbegäran.docx
@@ -470,7 +470,7 @@
     <w:r>
       <w:tab/>
       <w:tab/>
-      <w:t>2025-05-24</w:t>
+      <w:t>2025-05-25</w:t>
       <w:br/>
       <w:br/>
     </w:r>

--- a/tillsyn/A 55985-2024 tillsynsbegäran.docx
+++ b/tillsyn/A 55985-2024 tillsynsbegäran.docx
@@ -470,7 +470,7 @@
     <w:r>
       <w:tab/>
       <w:tab/>
-      <w:t>2025-05-25</w:t>
+      <w:t>2025-05-26</w:t>
       <w:br/>
       <w:br/>
     </w:r>

--- a/tillsyn/A 55985-2024 tillsynsbegäran.docx
+++ b/tillsyn/A 55985-2024 tillsynsbegäran.docx
@@ -470,7 +470,7 @@
     <w:r>
       <w:tab/>
       <w:tab/>
-      <w:t>2025-05-26</w:t>
+      <w:t>2025-05-27</w:t>
       <w:br/>
       <w:br/>
     </w:r>

--- a/tillsyn/A 55985-2024 tillsynsbegäran.docx
+++ b/tillsyn/A 55985-2024 tillsynsbegäran.docx
@@ -470,7 +470,7 @@
     <w:r>
       <w:tab/>
       <w:tab/>
-      <w:t>2025-05-27</w:t>
+      <w:t>2025-05-30</w:t>
       <w:br/>
       <w:br/>
     </w:r>

--- a/tillsyn/A 55985-2024 tillsynsbegäran.docx
+++ b/tillsyn/A 55985-2024 tillsynsbegäran.docx
@@ -470,7 +470,7 @@
     <w:r>
       <w:tab/>
       <w:tab/>
-      <w:t>2025-05-30</w:t>
+      <w:t>2025-06-01</w:t>
       <w:br/>
       <w:br/>
     </w:r>

--- a/tillsyn/A 55985-2024 tillsynsbegäran.docx
+++ b/tillsyn/A 55985-2024 tillsynsbegäran.docx
@@ -470,7 +470,7 @@
     <w:r>
       <w:tab/>
       <w:tab/>
-      <w:t>2025-06-01</w:t>
+      <w:t>2025-06-02</w:t>
       <w:br/>
       <w:br/>
     </w:r>

--- a/tillsyn/A 55985-2024 tillsynsbegäran.docx
+++ b/tillsyn/A 55985-2024 tillsynsbegäran.docx
@@ -470,7 +470,7 @@
     <w:r>
       <w:tab/>
       <w:tab/>
-      <w:t>2025-06-02</w:t>
+      <w:t>2025-06-03</w:t>
       <w:br/>
       <w:br/>
     </w:r>

--- a/tillsyn/A 55985-2024 tillsynsbegäran.docx
+++ b/tillsyn/A 55985-2024 tillsynsbegäran.docx
@@ -470,7 +470,7 @@
     <w:r>
       <w:tab/>
       <w:tab/>
-      <w:t>2025-06-03</w:t>
+      <w:t>2025-06-04</w:t>
       <w:br/>
       <w:br/>
     </w:r>

--- a/tillsyn/A 55985-2024 tillsynsbegäran.docx
+++ b/tillsyn/A 55985-2024 tillsynsbegäran.docx
@@ -470,7 +470,7 @@
     <w:r>
       <w:tab/>
       <w:tab/>
-      <w:t>2025-06-04</w:t>
+      <w:t>2025-06-05</w:t>
       <w:br/>
       <w:br/>
     </w:r>

--- a/tillsyn/A 55985-2024 tillsynsbegäran.docx
+++ b/tillsyn/A 55985-2024 tillsynsbegäran.docx
@@ -470,7 +470,7 @@
     <w:r>
       <w:tab/>
       <w:tab/>
-      <w:t>2025-06-13</w:t>
+      <w:t>2025-06-15</w:t>
       <w:br/>
       <w:br/>
     </w:r>

--- a/tillsyn/A 55985-2024 tillsynsbegäran.docx
+++ b/tillsyn/A 55985-2024 tillsynsbegäran.docx
@@ -470,7 +470,7 @@
     <w:r>
       <w:tab/>
       <w:tab/>
-      <w:t>2025-06-15</w:t>
+      <w:t>2025-06-16</w:t>
       <w:br/>
       <w:br/>
     </w:r>

--- a/tillsyn/A 55985-2024 tillsynsbegäran.docx
+++ b/tillsyn/A 55985-2024 tillsynsbegäran.docx
@@ -470,7 +470,7 @@
     <w:r>
       <w:tab/>
       <w:tab/>
-      <w:t>2025-06-16</w:t>
+      <w:t>2025-06-17</w:t>
       <w:br/>
       <w:br/>
     </w:r>

--- a/tillsyn/A 55985-2024 tillsynsbegäran.docx
+++ b/tillsyn/A 55985-2024 tillsynsbegäran.docx
@@ -470,7 +470,7 @@
     <w:r>
       <w:tab/>
       <w:tab/>
-      <w:t>2025-06-17</w:t>
+      <w:t>2025-06-18</w:t>
       <w:br/>
       <w:br/>
     </w:r>

--- a/tillsyn/A 55985-2024 tillsynsbegäran.docx
+++ b/tillsyn/A 55985-2024 tillsynsbegäran.docx
@@ -470,7 +470,7 @@
     <w:r>
       <w:tab/>
       <w:tab/>
-      <w:t>2025-06-18</w:t>
+      <w:t>2025-06-19</w:t>
       <w:br/>
       <w:br/>
     </w:r>

--- a/tillsyn/A 55985-2024 tillsynsbegäran.docx
+++ b/tillsyn/A 55985-2024 tillsynsbegäran.docx
@@ -470,7 +470,7 @@
     <w:r>
       <w:tab/>
       <w:tab/>
-      <w:t>2025-06-19</w:t>
+      <w:t>2025-06-20</w:t>
       <w:br/>
       <w:br/>
     </w:r>

--- a/tillsyn/A 55985-2024 tillsynsbegäran.docx
+++ b/tillsyn/A 55985-2024 tillsynsbegäran.docx
@@ -470,7 +470,7 @@
     <w:r>
       <w:tab/>
       <w:tab/>
-      <w:t>2025-06-20</w:t>
+      <w:t>2025-06-21</w:t>
       <w:br/>
       <w:br/>
     </w:r>

--- a/tillsyn/A 55985-2024 tillsynsbegäran.docx
+++ b/tillsyn/A 55985-2024 tillsynsbegäran.docx
@@ -470,7 +470,7 @@
     <w:r>
       <w:tab/>
       <w:tab/>
-      <w:t>2025-06-21</w:t>
+      <w:t>2025-06-22</w:t>
       <w:br/>
       <w:br/>
     </w:r>

--- a/tillsyn/A 55985-2024 tillsynsbegäran.docx
+++ b/tillsyn/A 55985-2024 tillsynsbegäran.docx
@@ -470,7 +470,7 @@
     <w:r>
       <w:tab/>
       <w:tab/>
-      <w:t>2025-06-22</w:t>
+      <w:t>2025-06-23</w:t>
       <w:br/>
       <w:br/>
     </w:r>

--- a/tillsyn/A 55985-2024 tillsynsbegäran.docx
+++ b/tillsyn/A 55985-2024 tillsynsbegäran.docx
@@ -470,7 +470,7 @@
     <w:r>
       <w:tab/>
       <w:tab/>
-      <w:t>2025-06-23</w:t>
+      <w:t>2025-06-24</w:t>
       <w:br/>
       <w:br/>
     </w:r>

--- a/tillsyn/A 55985-2024 tillsynsbegäran.docx
+++ b/tillsyn/A 55985-2024 tillsynsbegäran.docx
@@ -470,7 +470,7 @@
     <w:r>
       <w:tab/>
       <w:tab/>
-      <w:t>2025-06-24</w:t>
+      <w:t>2025-06-25</w:t>
       <w:br/>
       <w:br/>
     </w:r>

--- a/tillsyn/A 55985-2024 tillsynsbegäran.docx
+++ b/tillsyn/A 55985-2024 tillsynsbegäran.docx
@@ -470,7 +470,7 @@
     <w:r>
       <w:tab/>
       <w:tab/>
-      <w:t>2025-06-25</w:t>
+      <w:t>2025-06-26</w:t>
       <w:br/>
       <w:br/>
     </w:r>

--- a/tillsyn/A 55985-2024 tillsynsbegäran.docx
+++ b/tillsyn/A 55985-2024 tillsynsbegäran.docx
@@ -470,7 +470,7 @@
     <w:r>
       <w:tab/>
       <w:tab/>
-      <w:t>2025-06-26</w:t>
+      <w:t>2025-06-27</w:t>
       <w:br/>
       <w:br/>
     </w:r>

--- a/tillsyn/A 55985-2024 tillsynsbegäran.docx
+++ b/tillsyn/A 55985-2024 tillsynsbegäran.docx
@@ -470,7 +470,7 @@
     <w:r>
       <w:tab/>
       <w:tab/>
-      <w:t>2025-06-27</w:t>
+      <w:t>2025-06-28</w:t>
       <w:br/>
       <w:br/>
     </w:r>

--- a/tillsyn/A 55985-2024 tillsynsbegäran.docx
+++ b/tillsyn/A 55985-2024 tillsynsbegäran.docx
@@ -470,7 +470,7 @@
     <w:r>
       <w:tab/>
       <w:tab/>
-      <w:t>2025-06-28</w:t>
+      <w:t>2025-06-29</w:t>
       <w:br/>
       <w:br/>
     </w:r>

--- a/tillsyn/A 55985-2024 tillsynsbegäran.docx
+++ b/tillsyn/A 55985-2024 tillsynsbegäran.docx
@@ -470,7 +470,7 @@
     <w:r>
       <w:tab/>
       <w:tab/>
-      <w:t>2025-06-29</w:t>
+      <w:t>2025-06-30</w:t>
       <w:br/>
       <w:br/>
     </w:r>

--- a/tillsyn/A 55985-2024 tillsynsbegäran.docx
+++ b/tillsyn/A 55985-2024 tillsynsbegäran.docx
@@ -470,7 +470,7 @@
     <w:r>
       <w:tab/>
       <w:tab/>
-      <w:t>2025-06-30</w:t>
+      <w:t>2025-07-01</w:t>
       <w:br/>
       <w:br/>
     </w:r>

--- a/tillsyn/A 55985-2024 tillsynsbegäran.docx
+++ b/tillsyn/A 55985-2024 tillsynsbegäran.docx
@@ -470,7 +470,7 @@
     <w:r>
       <w:tab/>
       <w:tab/>
-      <w:t>2025-07-01</w:t>
+      <w:t>2025-07-02</w:t>
       <w:br/>
       <w:br/>
     </w:r>

--- a/tillsyn/A 55985-2024 tillsynsbegäran.docx
+++ b/tillsyn/A 55985-2024 tillsynsbegäran.docx
@@ -470,7 +470,7 @@
     <w:r>
       <w:tab/>
       <w:tab/>
-      <w:t>2025-07-02</w:t>
+      <w:t>2025-07-03</w:t>
       <w:br/>
       <w:br/>
     </w:r>

--- a/tillsyn/A 55985-2024 tillsynsbegäran.docx
+++ b/tillsyn/A 55985-2024 tillsynsbegäran.docx
@@ -470,7 +470,7 @@
     <w:r>
       <w:tab/>
       <w:tab/>
-      <w:t>2025-07-03</w:t>
+      <w:t>2025-07-04</w:t>
       <w:br/>
       <w:br/>
     </w:r>

--- a/tillsyn/A 55985-2024 tillsynsbegäran.docx
+++ b/tillsyn/A 55985-2024 tillsynsbegäran.docx
@@ -470,7 +470,7 @@
     <w:r>
       <w:tab/>
       <w:tab/>
-      <w:t>2025-07-04</w:t>
+      <w:t>2025-07-05</w:t>
       <w:br/>
       <w:br/>
     </w:r>

--- a/tillsyn/A 55985-2024 tillsynsbegäran.docx
+++ b/tillsyn/A 55985-2024 tillsynsbegäran.docx
@@ -470,7 +470,7 @@
     <w:r>
       <w:tab/>
       <w:tab/>
-      <w:t>2025-07-05</w:t>
+      <w:t>2025-07-06</w:t>
       <w:br/>
       <w:br/>
     </w:r>

--- a/tillsyn/A 55985-2024 tillsynsbegäran.docx
+++ b/tillsyn/A 55985-2024 tillsynsbegäran.docx
@@ -470,7 +470,7 @@
     <w:r>
       <w:tab/>
       <w:tab/>
-      <w:t>2025-07-06</w:t>
+      <w:t>2025-07-07</w:t>
       <w:br/>
       <w:br/>
     </w:r>

--- a/tillsyn/A 55985-2024 tillsynsbegäran.docx
+++ b/tillsyn/A 55985-2024 tillsynsbegäran.docx
@@ -470,7 +470,7 @@
     <w:r>
       <w:tab/>
       <w:tab/>
-      <w:t>2025-07-07</w:t>
+      <w:t>2025-07-08</w:t>
       <w:br/>
       <w:br/>
     </w:r>

--- a/tillsyn/A 55985-2024 tillsynsbegäran.docx
+++ b/tillsyn/A 55985-2024 tillsynsbegäran.docx
@@ -470,7 +470,7 @@
     <w:r>
       <w:tab/>
       <w:tab/>
-      <w:t>2025-07-08</w:t>
+      <w:t>2025-07-09</w:t>
       <w:br/>
       <w:br/>
     </w:r>

--- a/tillsyn/A 55985-2024 tillsynsbegäran.docx
+++ b/tillsyn/A 55985-2024 tillsynsbegäran.docx
@@ -470,7 +470,7 @@
     <w:r>
       <w:tab/>
       <w:tab/>
-      <w:t>2025-07-09</w:t>
+      <w:t>2025-07-11</w:t>
       <w:br/>
       <w:br/>
     </w:r>

--- a/tillsyn/A 55985-2024 tillsynsbegäran.docx
+++ b/tillsyn/A 55985-2024 tillsynsbegäran.docx
@@ -470,7 +470,7 @@
     <w:r>
       <w:tab/>
       <w:tab/>
-      <w:t>2025-07-11</w:t>
+      <w:t>2025-07-12</w:t>
       <w:br/>
       <w:br/>
     </w:r>

--- a/tillsyn/A 55985-2024 tillsynsbegäran.docx
+++ b/tillsyn/A 55985-2024 tillsynsbegäran.docx
@@ -470,7 +470,7 @@
     <w:r>
       <w:tab/>
       <w:tab/>
-      <w:t>2025-07-12</w:t>
+      <w:t>2025-07-13</w:t>
       <w:br/>
       <w:br/>
     </w:r>

--- a/tillsyn/A 55985-2024 tillsynsbegäran.docx
+++ b/tillsyn/A 55985-2024 tillsynsbegäran.docx
@@ -470,7 +470,7 @@
     <w:r>
       <w:tab/>
       <w:tab/>
-      <w:t>2025-07-13</w:t>
+      <w:t>2025-07-14</w:t>
       <w:br/>
       <w:br/>
     </w:r>

--- a/tillsyn/A 55985-2024 tillsynsbegäran.docx
+++ b/tillsyn/A 55985-2024 tillsynsbegäran.docx
@@ -470,7 +470,7 @@
     <w:r>
       <w:tab/>
       <w:tab/>
-      <w:t>2025-08-06</w:t>
+      <w:t>2025-08-09</w:t>
       <w:br/>
       <w:br/>
     </w:r>
